--- a/Knowledge/1-Academic/1-school/10-Second Preparatory/2-Second Term/Sources - Second Preparatory - Second Term.docx
+++ b/Knowledge/1-Academic/1-school/10-Second Preparatory/2-Second Term/Sources - Second Preparatory - Second Term.docx
@@ -126,6 +126,14 @@
           <w:szCs w:val="18"/>
         </w:rPr>
         <w:t>arabic_2prep_t2</w:t>
+      </w:r>
+      <w:r>
+        <w:rPr>
+          <w:bCs/>
+          <w:sz w:val="18"/>
+          <w:szCs w:val="18"/>
+        </w:rPr>
+        <w:t>.pdf</w:t>
       </w:r>
       <w:r>
         <w:rPr>
